--- a/Files/06 - Yom Tov/09 - Rosh Hashana/Rosh Hashana in Berditchev/Rosh Hashana in Berditchev.docx
+++ b/Files/06 - Yom Tov/09 - Rosh Hashana/Rosh Hashana in Berditchev/Rosh Hashana in Berditchev.docx
@@ -26,7 +26,19 @@
         <w:rPr>
           <w:rFonts w:ascii="Times New Roman" w:hAnsi="Times New Roman" w:cs="Times New Roman"/>
         </w:rPr>
-        <w:t xml:space="preserve">The following story, properly entitled </w:t>
+        <w:t xml:space="preserve">The following story, </w:t>
+      </w:r>
+      <w:r>
+        <w:rPr>
+          <w:rFonts w:ascii="Times New Roman" w:hAnsi="Times New Roman" w:cs="Times New Roman"/>
+        </w:rPr>
+        <w:t xml:space="preserve">appropriately </w:t>
+      </w:r>
+      <w:r>
+        <w:rPr>
+          <w:rFonts w:ascii="Times New Roman" w:hAnsi="Times New Roman" w:cs="Times New Roman"/>
+        </w:rPr>
+        <w:t xml:space="preserve">entitled </w:t>
       </w:r>
       <w:r>
         <w:rPr>
@@ -586,7 +598,7 @@
         <w:rPr>
           <w:rFonts w:ascii="Times New Roman" w:hAnsi="Times New Roman" w:cs="Times New Roman"/>
         </w:rPr>
-        <w:t xml:space="preserve">, while the congregation repeated him until he came to the line </w:t>
+        <w:t>, while the congregation repeated him until he came to the line</w:t>
       </w:r>
       <w:r>
         <w:rPr>
@@ -1622,7 +1634,14 @@
         <w:rPr>
           <w:rFonts w:ascii="Times New Roman" w:hAnsi="Times New Roman" w:cs="Times New Roman"/>
         </w:rPr>
-        <w:t>. You have to pay me back double.</w:t>
+        <w:t xml:space="preserve">. </w:t>
+      </w:r>
+      <w:r>
+        <w:rPr>
+          <w:rFonts w:ascii="Times New Roman" w:hAnsi="Times New Roman" w:cs="Times New Roman"/>
+        </w:rPr>
+        <w:lastRenderedPageBreak/>
+        <w:t>You have to pay me back double.</w:t>
       </w:r>
       <w:r>
         <w:rPr>
@@ -1676,14 +1695,7 @@
         <w:rPr>
           <w:rFonts w:ascii="Times New Roman" w:hAnsi="Times New Roman" w:cs="Times New Roman"/>
         </w:rPr>
-        <w:t xml:space="preserve">at </w:t>
-      </w:r>
-      <w:r>
-        <w:rPr>
-          <w:rFonts w:ascii="Times New Roman" w:hAnsi="Times New Roman" w:cs="Times New Roman"/>
-        </w:rPr>
-        <w:lastRenderedPageBreak/>
-        <w:t>many?” “</w:t>
+        <w:t>at many?” “</w:t>
       </w:r>
       <w:r>
         <w:rPr>
@@ -2200,7 +2212,7 @@
         <w:rPr>
           <w:rFonts w:ascii="Times New Roman" w:hAnsi="Times New Roman" w:cs="Times New Roman"/>
         </w:rPr>
-        <w:t xml:space="preserve">. We are the </w:t>
+        <w:t>. We are the</w:t>
       </w:r>
       <w:r>
         <w:rPr>

--- a/Files/06 - Yom Tov/09 - Rosh Hashana/Rosh Hashana in Berditchev/Rosh Hashana in Berditchev.docx
+++ b/Files/06 - Yom Tov/09 - Rosh Hashana/Rosh Hashana in Berditchev/Rosh Hashana in Berditchev.docx
@@ -598,7 +598,7 @@
         <w:rPr>
           <w:rFonts w:ascii="Times New Roman" w:hAnsi="Times New Roman" w:cs="Times New Roman"/>
         </w:rPr>
-        <w:t>, while the congregation repeated him until he came to the line</w:t>
+        <w:t xml:space="preserve">, while the congregation repeated him until he came to the line </w:t>
       </w:r>
       <w:r>
         <w:rPr>
@@ -2212,7 +2212,7 @@
         <w:rPr>
           <w:rFonts w:ascii="Times New Roman" w:hAnsi="Times New Roman" w:cs="Times New Roman"/>
         </w:rPr>
-        <w:t>. We are the</w:t>
+        <w:t xml:space="preserve">. We are the </w:t>
       </w:r>
       <w:r>
         <w:rPr>
